--- a/aula04/LISTA SEMANA 4.docx
+++ b/aula04/LISTA SEMANA 4.docx
@@ -14,32 +14,44 @@
         <w:rPr>
           <w:rFonts w:ascii="Arial" w:hAnsi="Arial" w:cs="Arial"/>
         </w:rPr>
-        <w:t>LISTA SEMANA 4:</w:t>
-      </w:r>
-    </w:p>
-    <w:p>
-      <w:pPr>
-        <w:jc w:val="both"/>
-        <w:rPr>
-          <w:rFonts w:ascii="Arial" w:hAnsi="Arial" w:cs="Arial"/>
-        </w:rPr>
-      </w:pPr>
-    </w:p>
-    <w:p>
-      <w:pPr>
-        <w:jc w:val="both"/>
-        <w:rPr>
-          <w:rFonts w:ascii="Arial" w:hAnsi="Arial" w:cs="Arial"/>
-        </w:rPr>
-      </w:pPr>
-      <w:r>
-        <w:rPr>
-          <w:rFonts w:ascii="Arial" w:hAnsi="Arial" w:cs="Arial"/>
-        </w:rPr>
-        <w:t>Douglas Rafael Assis Mendes</w:t>
+        <w:t xml:space="preserve">LISTA </w:t>
+      </w:r>
+      <w:r>
+        <w:rPr>
+          <w:rFonts w:ascii="Arial" w:hAnsi="Arial" w:cs="Arial"/>
+        </w:rPr>
+        <w:t xml:space="preserve">EXERCICIO </w:t>
       </w:r>
       <w:bookmarkStart w:id="0" w:name="_GoBack"/>
       <w:bookmarkEnd w:id="0"/>
+      <w:r>
+        <w:rPr>
+          <w:rFonts w:ascii="Arial" w:hAnsi="Arial" w:cs="Arial"/>
+        </w:rPr>
+        <w:t>4:</w:t>
+      </w:r>
+    </w:p>
+    <w:p>
+      <w:pPr>
+        <w:jc w:val="both"/>
+        <w:rPr>
+          <w:rFonts w:ascii="Arial" w:hAnsi="Arial" w:cs="Arial"/>
+        </w:rPr>
+      </w:pPr>
+    </w:p>
+    <w:p>
+      <w:pPr>
+        <w:jc w:val="both"/>
+        <w:rPr>
+          <w:rFonts w:ascii="Arial" w:hAnsi="Arial" w:cs="Arial"/>
+        </w:rPr>
+      </w:pPr>
+      <w:r>
+        <w:rPr>
+          <w:rFonts w:ascii="Arial" w:hAnsi="Arial" w:cs="Arial"/>
+        </w:rPr>
+        <w:t>Douglas Rafael Assis Mendes</w:t>
+      </w:r>
     </w:p>
     <w:p>
       <w:pPr>
